--- a/az/stories/the-blind-well.docx
+++ b/az/stories/the-blind-well.docx
@@ -16,19 +16,16 @@
         <w:jc w:val="both"/>
       </w:pPr>
       <w:r>
-        <w:rPr>
-          <w:rFonts w:ascii="Times New Roman" w:hAnsi="Times New Roman" w:cs="Times New Roman"/>
-          <w:b w:val="0"/>
-          <w:i w:val="0"/>
-          <w:sz w:val="24"/>
-        </w:rPr>
-        <w:t>Günlərin bir günü bir kəndlinin uzunqulağı bir kor quyuya (suyu qurumuş quyuya) düşür. Saatlar keçir; nəhayət, uzunqulağın ağrılı-acılı bağırtısını eşidən sahibi və qonum-qonşu tökülüb gəlir, onu quyudan xilas etməyin yollarını axtarır. O deyir, bu deyir — sonda onu quyudan çıxarmağın mümkün olmayacağı qənaətinə gəlir, tək çarəni quyunu torpaqla doldurmaqda görürlər. Hərə əlinə bir kürək alıb ətrafdan torpaq daşıyaraq quyuya tökməyə başlayır. Zavallı heyvan üstünə tökülən torpağı silkələyib ayaqlarının altına atır və bu torpaq sayəsində get-gedə yüksəlir, sonunda quyunun ağzına qədər qalxmağı bacarır. Uzunqulağı quyudan sağ-salamat çıxmış görəndə camaat çox təəccüblənir.</w:t>
+        <w:t>Günlərin bir günü bir kəndlinin uzunqulağı bir kor quyuya (suyu qurumuş quyuya) düşür. Saatlar keçir; nəhayət, uzunqulağın ağrılı-acılı bağırtısını eşidən sahibi və qonum-qonşu tökülüb gəlir, onu quyudan xilas etməyin yollarını axtarır. O deyir, bu deyir — sonda onu quyudan çıxarmağın mümkün olmayacağı qənaətinə gəlir, tək çarəni quyunu torpaqla doldurmaqda görürlər. Hərə əlinə bir kürək alıb ətrafdan torpaq daşıyaraq quyuya tökməyə başlayır.</w:t>
       </w:r>
     </w:p>
     <w:p>
       <w:pPr>
         <w:spacing w:after="40"/>
       </w:pPr>
+      <w:r>
+        <w:t>Zavallı heyvan üstünə tökülən torpağı silkələyib ayaqlarının altına atır və bu torpaq sayəsində get-gedə yüksəlir, sonunda quyunun ağzına qədər qalxmağı bacarır. Uzunqulağı quyudan sağ-salamat çıxmış görəndə camaat çox təəccüblənir.</w:t>
+      </w:r>
     </w:p>
     <w:p>
       <w:pPr>
@@ -44,13 +41,6 @@
         <w:jc w:val="both"/>
       </w:pPr>
       <w:r>
-        <w:rPr>
-          <w:rFonts w:ascii="Times New Roman" w:hAnsi="Times New Roman" w:cs="Times New Roman"/>
-          <w:b w:val="0"/>
-          <w:i/>
-          <w:color w:val="333333"/>
-          <w:sz w:val="24"/>
-        </w:rPr>
         <w:t>Üstünə tökülən torpağı silkələyib ayağının altına at, yüksəl. Çarəsizlikdən qurtuluş sızlamaqda yox, silkələnib mübarizə aparmaqdadır.</w:t>
       </w:r>
     </w:p>
@@ -58,6 +48,7 @@
       <w:pPr>
         <w:spacing w:after="120"/>
       </w:pPr>
+      <w:r/>
     </w:p>
     <w:sectPr>
       <w:pgSz w:w="12240" w:h="15840"/>

--- a/az/stories/the-blind-well.docx
+++ b/az/stories/the-blind-well.docx
@@ -4,55 +4,106 @@
   <w:body>
     <w:p>
       <w:pPr>
-        <w:pStyle w:val="Heading1"/>
+        <w:spacing w:before="0" w:after="60"/>
+        <w:jc w:val="left"/>
       </w:pPr>
       <w:r>
+        <w:rPr>
+          <w:rFonts w:ascii="Arial" w:hAnsi="Arial" w:eastAsia="Arial"/>
+          <w:i w:val="0"/>
+          <w:color w:val="000000"/>
+          <w:sz w:val="52"/>
+        </w:rPr>
         <w:t>Kor quyu</w:t>
       </w:r>
     </w:p>
     <w:p>
       <w:pPr>
-        <w:ind w:firstLine="425"/>
-        <w:jc w:val="both"/>
+        <w:jc w:val="left"/>
       </w:pPr>
       <w:r>
+        <w:rPr>
+          <w:rFonts w:ascii="Arial" w:hAnsi="Arial" w:eastAsia="Arial"/>
+          <w:i w:val="0"/>
+          <w:color w:val="000000"/>
+          <w:sz w:val="22"/>
+        </w:rPr>
         <w:t>Günlərin bir günü bir kəndlinin uzunqulağı bir kor quyuya (suyu qurumuş quyuya) düşür. Saatlar keçir; nəhayət, uzunqulağın ağrılı-acılı bağırtısını eşidən sahibi və qonum-qonşu tökülüb gəlir, onu quyudan xilas etməyin yollarını axtarır. O deyir, bu deyir — sonda onu quyudan çıxarmağın mümkün olmayacağı qənaətinə gəlir, tək çarəni quyunu torpaqla doldurmaqda görürlər. Hərə əlinə bir kürək alıb ətrafdan torpaq daşıyaraq quyuya tökməyə başlayır.</w:t>
       </w:r>
     </w:p>
     <w:p>
       <w:pPr>
-        <w:spacing w:after="40"/>
+        <w:jc w:val="left"/>
       </w:pPr>
       <w:r>
+        <w:rPr>
+          <w:rFonts w:ascii="Arial" w:hAnsi="Arial" w:eastAsia="Arial"/>
+          <w:i w:val="0"/>
+          <w:color w:val="000000"/>
+          <w:sz w:val="22"/>
+        </w:rPr>
         <w:t>Zavallı heyvan üstünə tökülən torpağı silkələyib ayaqlarının altına atır və bu torpaq sayəsində get-gedə yüksəlir, sonunda quyunun ağzına qədər qalxmağı bacarır. Uzunqulağı quyudan sağ-salamat çıxmış görəndə camaat çox təəccüblənir.</w:t>
       </w:r>
     </w:p>
     <w:p>
       <w:pPr>
+        <w:pStyle w:val="Moral"/>
+        <w:keepNext/>
+        <w:keepLines/>
+        <w:widowControl/>
+        <w:spacing w:before="240" w:after="180" w:line="283" w:lineRule="auto"/>
+        <w:ind w:left="240" w:right="240"/>
+        <w:jc w:val="left"/>
         <w:pBdr>
-          <w:top w:val="single" w:sz="4" w:space="6" w:color="D9C7A3"/>
-          <w:left w:val="single" w:sz="24" w:space="12" w:color="B8860B"/>
-          <w:bottom w:val="single" w:sz="4" w:space="6" w:color="D9C7A3"/>
-          <w:right w:val="single" w:sz="4" w:space="10" w:color="D9C7A3"/>
+          <w:top w:val="single" w:sz="8" w:space="7" w:color="E8D59A"/>
+          <w:left w:val="single" w:sz="32" w:space="11" w:color="C6A23A"/>
+          <w:bottom w:val="single" w:sz="8" w:space="7" w:color="E8D59A"/>
+          <w:right w:val="single" w:sz="8" w:space="11" w:color="E8D59A"/>
         </w:pBdr>
-        <w:shd w:val="clear" w:color="auto" w:fill="FBF6EA"/>
-        <w:spacing w:before="0" w:after="60"/>
-        <w:ind w:left="227" w:right="113"/>
-        <w:jc w:val="both"/>
+        <w:shd w:val="clear" w:color="auto" w:fill="FFF8E1"/>
       </w:pPr>
       <w:r>
+        <w:rPr>
+          <w:rFonts w:ascii="Arial" w:hAnsi="Arial" w:eastAsia="Arial" w:cs="Arial"/>
+          <w:b/>
+          <w:i w:val="0"/>
+          <w:color w:val="9A7417"/>
+          <w:sz w:val="22"/>
+        </w:rPr>
+        <w:t xml:space="preserve">İbrət: </w:t>
+      </w:r>
+      <w:r>
+        <w:rPr>
+          <w:rFonts w:ascii="Arial" w:hAnsi="Arial" w:eastAsia="Arial" w:cs="Arial"/>
+          <w:b w:val="0"/>
+          <w:i w:val="0"/>
+          <w:color w:val="3F3826"/>
+          <w:sz w:val="22"/>
+        </w:rPr>
         <w:t>Üstünə tökülən torpağı silkələyib ayağının altına at, yüksəl. Çarəsizlikdən qurtuluş sızlamaqda yox, silkələnib mübarizə aparmaqdadır.</w:t>
       </w:r>
     </w:p>
     <w:p>
       <w:pPr>
-        <w:spacing w:after="120"/>
+        <w:keepLines/>
+        <w:widowControl/>
+        <w:spacing w:before="60" w:after="0" w:line="240" w:lineRule="auto"/>
+        <w:jc w:val="right"/>
       </w:pPr>
-      <w:r/>
+      <w:r>
+        <w:rPr>
+          <w:rFonts w:ascii="Arial" w:hAnsi="Arial" w:eastAsia="Arial" w:cs="Arial"/>
+          <w:b w:val="0"/>
+          <w:i/>
+          <w:color w:val="8A7950"/>
+          <w:sz w:val="17"/>
+        </w:rPr>
+        <w:t>Hekayə açıq İnternet mənbələrindən əldə olunub.</w:t>
+      </w:r>
     </w:p>
     <w:sectPr>
       <w:pgSz w:w="12240" w:h="15840"/>
-      <w:pgMar w:top="1417" w:right="1417" w:bottom="1417" w:left="1417" w:header="720" w:footer="720" w:gutter="0"/>
+      <w:pgMar w:top="1440" w:right="1440" w:bottom="1440" w:left="1440" w:header="708" w:footer="708" w:gutter="0"/>
       <w:cols w:space="720"/>
       <w:docGrid w:linePitch="360"/>
     </w:sectPr>
@@ -424,12 +475,12 @@
     <w:qFormat/>
     <w:rsid w:val="00FC693F"/>
     <w:pPr>
-      <w:spacing w:line="276" w:lineRule="auto" w:after="120" w:before="0"/>
-      <w:jc w:val="both"/>
+      <w:spacing w:before="0" w:after="160" w:line="276" w:lineRule="auto"/>
     </w:pPr>
     <w:rPr>
-      <w:rFonts w:ascii="Times New Roman" w:hAnsi="Times New Roman" w:cs="Times New Roman"/>
-      <w:sz w:val="24"/>
+      <w:rFonts w:ascii="Arial" w:hAnsi="Arial" w:eastAsia="Arial"/>
+      <w:color w:val="000000"/>
+      <w:sz w:val="22"/>
     </w:rPr>
   </w:style>
   <w:style w:type="paragraph" w:styleId="Header">
@@ -487,17 +538,15 @@
     <w:pPr>
       <w:keepNext/>
       <w:keepLines/>
-      <w:spacing w:before="360" w:after="160"/>
-      <w:jc w:val="left"/>
+      <w:spacing w:before="480" w:after="0"/>
       <w:outlineLvl w:val="0"/>
     </w:pPr>
     <w:rPr>
-      <w:rFonts w:asciiTheme="majorHAnsi" w:eastAsiaTheme="majorEastAsia" w:hAnsiTheme="majorHAnsi" w:cstheme="majorBidi" w:ascii="Times New Roman" w:hAnsi="Times New Roman" w:cs="Times New Roman"/>
+      <w:rFonts w:asciiTheme="majorHAnsi" w:eastAsiaTheme="majorEastAsia" w:hAnsiTheme="majorHAnsi" w:cstheme="majorBidi"/>
       <w:b/>
       <w:bCs/>
-      <w:i w:val="0"/>
-      <w:color w:val="1F1F1F"/>
-      <w:sz w:val="30"/>
+      <w:color w:val="365F91" w:themeColor="accent1" w:themeShade="BF"/>
+      <w:sz w:val="28"/>
       <w:szCs w:val="28"/>
     </w:rPr>
   </w:style>
@@ -12115,6 +12164,18 @@
         <w:shd w:val="clear" w:color="auto" w:fill="FBCAA2" w:themeFill="accent6" w:themeFillTint="7F"/>
       </w:tcPr>
     </w:tblStylePr>
+  </w:style>
+  <w:style w:type="paragraph" w:customStyle="1" w:styleId="Moral">
+    <w:name w:val="Moral"/>
+    <w:basedOn w:val="Normal"/>
+    <w:pPr>
+      <w:spacing w:before="160" w:after="0" w:line="276" w:lineRule="auto"/>
+    </w:pPr>
+    <w:rPr>
+      <w:rFonts w:ascii="Arial" w:hAnsi="Arial" w:eastAsia="Arial"/>
+      <w:i/>
+      <w:sz w:val="22"/>
+    </w:rPr>
   </w:style>
 </w:styles>
 </file>
